--- a/LN/タイムマシン.docx
+++ b/LN/タイムマシン.docx
@@ -231,17 +231,6 @@
           <w:lang w:val="en-US" w:eastAsia="zh-CN" w:bidi="ar"/>
         </w:rPr>
         <w:fldChar w:fldCharType="end"/>
-      </w:r>
-      <w:r>
-        <w:rPr>
-          <w:rFonts w:hint="eastAsia" w:ascii="MS Mincho" w:hAnsi="MS Mincho" w:eastAsia="MS Mincho" w:cs="MS Mincho"/>
-          <w:kern w:val="0"/>
-          <w:sz w:val="32"/>
-          <w:szCs w:val="32"/>
-          <w:shd w:val="clear" w:color="auto" w:fill="auto"/>
-          <w:lang w:val="en-US" w:eastAsia="ja-JP" w:bidi="ar"/>
-        </w:rPr>
-        <w:t>　</w:t>
       </w:r>
       <w:bookmarkStart w:id="0" w:name="_GoBack"/>
       <w:bookmarkEnd w:id="0"/>
